--- a/docs/paper/독심연_초안_ver1.docx
+++ b/docs/paper/독심연_초안_ver1.docx
@@ -44,7 +44,7 @@
               <w:spacing w:line="440" w:lineRule="exact"/>
               <w:jc w:val="center"/>
               <w:rPr>
-                <w:rFonts w:ascii="함초롬돋움" w:eastAsia="함초롬돋움" w:hAnsi="함초롬돋움" w:cs="함초롬돋움" w:hint="eastAsia"/>
+                <w:rFonts w:ascii="함초롬돋움" w:eastAsia="함초롬돋움" w:hAnsi="함초롬돋움" w:cs="함초롬돋움"/>
                 <w:b/>
                 <w:bCs/>
                 <w:sz w:val="32"/>
@@ -72,7 +72,7 @@
               <w:spacing w:line="440" w:lineRule="exact"/>
               <w:jc w:val="center"/>
               <w:rPr>
-                <w:rFonts w:ascii="함초롬돋움" w:eastAsia="함초롬돋움" w:hAnsi="함초롬돋움" w:cs="함초롬돋움" w:hint="eastAsia"/>
+                <w:rFonts w:ascii="함초롬돋움" w:eastAsia="함초롬돋움" w:hAnsi="함초롬돋움" w:cs="함초롬돋움"/>
                 <w:b/>
                 <w:bCs/>
                 <w:sz w:val="32"/>
@@ -291,21 +291,7 @@
               <w:rPr>
                 <w:rFonts w:ascii="함초롬돋움" w:eastAsia="함초롬돋움" w:hAnsi="함초롬돋움" w:cs="함초롬돋움" w:hint="eastAsia"/>
               </w:rPr>
-              <w:t xml:space="preserve">래프에 유입되는 시간적 데이터 누수를 통제하지 못한다. 본 연구는 </w:t>
-            </w:r>
-            <w:proofErr w:type="spellStart"/>
-            <w:r>
-              <w:rPr>
-                <w:rFonts w:ascii="함초롬돋움" w:eastAsia="함초롬돋움" w:hAnsi="함초롬돋움" w:cs="함초롬돋움" w:hint="eastAsia"/>
-              </w:rPr>
-              <w:t>YelpZip</w:t>
-            </w:r>
-            <w:proofErr w:type="spellEnd"/>
-            <w:r>
-              <w:rPr>
-                <w:rFonts w:ascii="함초롬돋움" w:eastAsia="함초롬돋움" w:hAnsi="함초롬돋움" w:cs="함초롬돋움" w:hint="eastAsia"/>
-              </w:rPr>
-              <w:t xml:space="preserve"> 2014년 리뷰 180,659</w:t>
+              <w:t>래프에 유입되는 시간적 데이터 누수를 통제하지 못한다. 본 연구는 YelpZip 2014년 리뷰 180,659</w:t>
             </w:r>
             <w:r>
               <w:rPr>
@@ -413,21 +399,7 @@
               <w:rPr>
                 <w:rFonts w:ascii="함초롬돋움" w:eastAsia="함초롬돋움" w:hAnsi="함초롬돋움" w:cs="함초롬돋움" w:hint="eastAsia"/>
               </w:rPr>
-              <w:t xml:space="preserve"> 뚜렷이 갈렸다. 과거 이력이 있는 작성자의 리뷰에 같은 작성자 관계를 적용하면 +0.110(95% 신뢰구간 [+0.089, +0.133])</w:t>
-            </w:r>
-            <w:proofErr w:type="spellStart"/>
-            <w:r>
-              <w:rPr>
-                <w:rFonts w:ascii="함초롬돋움" w:eastAsia="함초롬돋움" w:hAnsi="함초롬돋움" w:cs="함초롬돋움" w:hint="eastAsia"/>
-              </w:rPr>
-              <w:t>으로</w:t>
-            </w:r>
-            <w:proofErr w:type="spellEnd"/>
-            <w:r>
-              <w:rPr>
-                <w:rFonts w:ascii="함초롬돋움" w:eastAsia="함초롬돋움" w:hAnsi="함초롬돋움" w:cs="함초롬돋움" w:hint="eastAsia"/>
-              </w:rPr>
-              <w:t xml:space="preserve"> 크게 증폭되지만(성공 조건), 같은 가게</w:t>
+              <w:t xml:space="preserve"> 뚜렷이 갈렸다. 과거 이력이 있는 작성자의 리뷰에 같은 작성자 관계를 적용하면 +0.110(95% 신뢰구간 [+0.089, +0.133])으로 크게 증폭되지만(성공 조건), 같은 가게</w:t>
             </w:r>
             <w:r>
               <w:rPr>
@@ -481,21 +453,7 @@
               <w:rPr>
                 <w:rFonts w:ascii="함초롬돋움" w:eastAsia="함초롬돋움" w:hAnsi="함초롬돋움" w:cs="함초롬돋움" w:hint="eastAsia"/>
               </w:rPr>
-              <w:t xml:space="preserve"> 미래 정보 유입에 기인함을 </w:t>
-            </w:r>
-            <w:proofErr w:type="spellStart"/>
-            <w:r>
-              <w:rPr>
-                <w:rFonts w:ascii="함초롬돋움" w:eastAsia="함초롬돋움" w:hAnsi="함초롬돋움" w:cs="함초롬돋움" w:hint="eastAsia"/>
-              </w:rPr>
-              <w:t>정량화했다</w:t>
-            </w:r>
-            <w:proofErr w:type="spellEnd"/>
-            <w:r>
-              <w:rPr>
-                <w:rFonts w:ascii="함초롬돋움" w:eastAsia="함초롬돋움" w:hAnsi="함초롬돋움" w:cs="함초롬돋움" w:hint="eastAsia"/>
-              </w:rPr>
-              <w:t>. 이 결과는 관계 정보가 보편적으로 유효하지 않으며, 과거 이력의 유무와 이웃 관계의 동질성에 따라 조건적으로 적용해야 함을 보인다.</w:t>
+              <w:t xml:space="preserve"> 미래 정보 유입에 기인함을 정량화했다. 이 결과는 관계 정보가 보편적으로 유효하지 않으며, 과거 이력의 유무와 이웃 관계의 동질성에 따라 조건적으로 적용해야 함을 보인다.</w:t>
             </w:r>
           </w:p>
         </w:tc>
@@ -609,25 +567,7 @@
           <w:sz w:val="18"/>
           <w:szCs w:val="18"/>
         </w:rPr>
-        <w:t>상점 사이의 관계를 그래프로 모델링하고 그래프 신경망(GNN)</w:t>
-      </w:r>
-      <w:proofErr w:type="spellStart"/>
-      <w:r>
-        <w:rPr>
-          <w:rFonts w:ascii="함초롬돋움" w:eastAsia="함초롬돋움" w:hAnsi="함초롬돋움" w:cs="함초롬돋움" w:hint="eastAsia"/>
-          <w:sz w:val="18"/>
-          <w:szCs w:val="18"/>
-        </w:rPr>
-        <w:t>으로</w:t>
-      </w:r>
-      <w:proofErr w:type="spellEnd"/>
-      <w:r>
-        <w:rPr>
-          <w:rFonts w:ascii="함초롬돋움" w:eastAsia="함초롬돋움" w:hAnsi="함초롬돋움" w:cs="함초롬돋움" w:hint="eastAsia"/>
-          <w:sz w:val="18"/>
-          <w:szCs w:val="18"/>
-        </w:rPr>
-        <w:t xml:space="preserve"> 탐지 성능을 높이는 연구가 다수 축적되었다[3,4,5].</w:t>
+        <w:t>상점 사이의 관계를 그래프로 모델링하고 그래프 신경망(GNN)으로 탐지 성능을 높이는 연구가 다수 축적되었다[3,4,5].</w:t>
       </w:r>
     </w:p>
     <w:p>
@@ -646,43 +586,7 @@
           <w:sz w:val="18"/>
           <w:szCs w:val="18"/>
         </w:rPr>
-        <w:t xml:space="preserve"> 그러나 이 흐름에는 두 가지 구조적 한계가 있다. 첫째, 대다수의 GNN 기반 탐지 모델은 이웃이 자신과 같은 라벨을 가진다는 </w:t>
-      </w:r>
-      <w:proofErr w:type="spellStart"/>
-      <w:r>
-        <w:rPr>
-          <w:rFonts w:ascii="함초롬돋움" w:eastAsia="함초롬돋움" w:hAnsi="함초롬돋움" w:cs="함초롬돋움" w:hint="eastAsia"/>
-          <w:sz w:val="18"/>
-          <w:szCs w:val="18"/>
-        </w:rPr>
-        <w:t>호모필리</w:t>
-      </w:r>
-      <w:proofErr w:type="spellEnd"/>
-      <w:r>
-        <w:rPr>
-          <w:rFonts w:ascii="함초롬돋움" w:eastAsia="함초롬돋움" w:hAnsi="함초롬돋움" w:cs="함초롬돋움" w:hint="eastAsia"/>
-          <w:sz w:val="18"/>
-          <w:szCs w:val="18"/>
-        </w:rPr>
-        <w:t>(동질성)</w:t>
-      </w:r>
-      <w:proofErr w:type="spellStart"/>
-      <w:r>
-        <w:rPr>
-          <w:rFonts w:ascii="함초롬돋움" w:eastAsia="함초롬돋움" w:hAnsi="함초롬돋움" w:cs="함초롬돋움" w:hint="eastAsia"/>
-          <w:sz w:val="18"/>
-          <w:szCs w:val="18"/>
-        </w:rPr>
-        <w:t>를</w:t>
-      </w:r>
-      <w:proofErr w:type="spellEnd"/>
-      <w:r>
-        <w:rPr>
-          <w:rFonts w:ascii="함초롬돋움" w:eastAsia="함초롬돋움" w:hAnsi="함초롬돋움" w:cs="함초롬돋움" w:hint="eastAsia"/>
-          <w:sz w:val="18"/>
-          <w:szCs w:val="18"/>
-        </w:rPr>
-        <w:t xml:space="preserve"> 암묵적으로 전제한다. 같은 가게에 비슷한 시기</w:t>
+        <w:t xml:space="preserve"> 그러나 이 흐름에는 두 가지 구조적 한계가 있다. 첫째, 대다수의 GNN 기반 탐지 모델은 이웃이 자신과 같은 라벨을 가진다는 호모필리(동질성)를 암묵적으로 전제한다. 같은 가게에 비슷한 시기</w:t>
       </w:r>
       <w:r>
         <w:rPr>
@@ -700,16 +604,14 @@
         </w:rPr>
         <w:t xml:space="preserve">비슷한 평점으로 작성된 리뷰처럼 이웃이 수십 개씩 붙는 </w:t>
       </w:r>
-      <w:proofErr w:type="spellStart"/>
-      <w:r>
-        <w:rPr>
-          <w:rFonts w:ascii="함초롬돋움" w:eastAsia="함초롬돋움" w:hAnsi="함초롬돋움" w:cs="함초롬돋움" w:hint="eastAsia"/>
-          <w:sz w:val="18"/>
-          <w:szCs w:val="18"/>
-        </w:rPr>
-        <w:t>관게는</w:t>
-      </w:r>
-      <w:proofErr w:type="spellEnd"/>
+      <w:r>
+        <w:rPr>
+          <w:rFonts w:ascii="함초롬돋움" w:eastAsia="함초롬돋움" w:hAnsi="함초롬돋움" w:cs="함초롬돋움" w:hint="eastAsia"/>
+          <w:sz w:val="18"/>
+          <w:szCs w:val="18"/>
+        </w:rPr>
+        <w:t>관계는</w:t>
+      </w:r>
       <w:r>
         <w:rPr>
           <w:rFonts w:ascii="함초롬돋움" w:eastAsia="함초롬돋움" w:hAnsi="함초롬돋움" w:cs="함초롬돋움" w:hint="eastAsia"/>
@@ -767,25 +669,23 @@
           <w:sz w:val="18"/>
           <w:szCs w:val="18"/>
         </w:rPr>
-        <w:t>평가한다. 같은 작성자 관계(R-U-R)</w:t>
-      </w:r>
-      <w:proofErr w:type="spellStart"/>
-      <w:r>
-        <w:rPr>
-          <w:rFonts w:ascii="함초롬돋움" w:eastAsia="함초롬돋움" w:hAnsi="함초롬돋움" w:cs="함초롬돋움" w:hint="eastAsia"/>
-          <w:sz w:val="18"/>
-          <w:szCs w:val="18"/>
-        </w:rPr>
-        <w:t>를</w:t>
-      </w:r>
-      <w:proofErr w:type="spellEnd"/>
-      <w:r>
-        <w:rPr>
-          <w:rFonts w:ascii="함초롬돋움" w:eastAsia="함초롬돋움" w:hAnsi="함초롬돋움" w:cs="함초롬돋움" w:hint="eastAsia"/>
-          <w:sz w:val="18"/>
-          <w:szCs w:val="18"/>
-        </w:rPr>
-        <w:t xml:space="preserve"> 사용하는 모델에서 이 방식은 채점 대상보다 미래에 작성된 같은 작성자의 리뷰가 학습 그래프에 포함되는 시간적 데이터 누수를 구조적으로 발생시켜. 관계 정보의 실제 기여를 </w:t>
+        <w:t>평가한다. 같은 작성자 관계(R-U-R)를 사용하는 모델에서 이 방식은 채점 대상보다 미래에 작성된 같은 작성자의 리뷰가 학습 그래프에 포함되는 시간적 데이터 누수를 구조적으로 발생시켜</w:t>
+      </w:r>
+      <w:r>
+        <w:rPr>
+          <w:rFonts w:ascii="함초롬돋움" w:eastAsia="함초롬돋움" w:hAnsi="함초롬돋움" w:cs="함초롬돋움" w:hint="eastAsia"/>
+          <w:sz w:val="18"/>
+          <w:szCs w:val="18"/>
+        </w:rPr>
+        <w:t>,</w:t>
+      </w:r>
+      <w:r>
+        <w:rPr>
+          <w:rFonts w:ascii="함초롬돋움" w:eastAsia="함초롬돋움" w:hAnsi="함초롬돋움" w:cs="함초롬돋움" w:hint="eastAsia"/>
+          <w:sz w:val="18"/>
+          <w:szCs w:val="18"/>
+        </w:rPr>
+        <w:t xml:space="preserve"> 관계 정보의 실제 기여를 </w:t>
       </w:r>
       <w:r>
         <w:rPr>
@@ -845,43 +745,7 @@
           <w:sz w:val="18"/>
           <w:szCs w:val="18"/>
         </w:rPr>
-        <w:t xml:space="preserve">그래프 연결을 모두 작성 시점까지의 정보로 재구성하고 시간 순서 3회 분할로 평가해 누수를 통제했으며, </w:t>
-      </w:r>
-      <w:proofErr w:type="spellStart"/>
-      <w:r>
-        <w:rPr>
-          <w:rFonts w:ascii="함초롬돋움" w:eastAsia="함초롬돋움" w:hAnsi="함초롬돋움" w:cs="함초롬돋움" w:hint="eastAsia"/>
-          <w:sz w:val="18"/>
-          <w:szCs w:val="18"/>
-        </w:rPr>
-        <w:t>무통제</w:t>
-      </w:r>
-      <w:proofErr w:type="spellEnd"/>
-      <w:r>
-        <w:rPr>
-          <w:rFonts w:ascii="함초롬돋움" w:eastAsia="함초롬돋움" w:hAnsi="함초롬돋움" w:cs="함초롬돋움" w:hint="eastAsia"/>
-          <w:sz w:val="18"/>
-          <w:szCs w:val="18"/>
-        </w:rPr>
-        <w:t xml:space="preserve"> 평가에서 관측되는 기여의 28%가 미래 정보 유입임을 </w:t>
-      </w:r>
-      <w:proofErr w:type="spellStart"/>
-      <w:r>
-        <w:rPr>
-          <w:rFonts w:ascii="함초롬돋움" w:eastAsia="함초롬돋움" w:hAnsi="함초롬돋움" w:cs="함초롬돋움" w:hint="eastAsia"/>
-          <w:sz w:val="18"/>
-          <w:szCs w:val="18"/>
-        </w:rPr>
-        <w:t>정량화했다</w:t>
-      </w:r>
-      <w:proofErr w:type="spellEnd"/>
-      <w:r>
-        <w:rPr>
-          <w:rFonts w:ascii="함초롬돋움" w:eastAsia="함초롬돋움" w:hAnsi="함초롬돋움" w:cs="함초롬돋움" w:hint="eastAsia"/>
-          <w:sz w:val="18"/>
-          <w:szCs w:val="18"/>
-        </w:rPr>
-        <w:t>. (2) 이 환경에 관계 정보의 유효성이 과거 이력 유무와 이웃 관계의 동질성에 따라 성공</w:t>
+        <w:t>그래프 연결을 모두 작성 시점까지의 정보로 재구성하고 시간 순서 3회 분할로 평가해 누수를 통제했으며, 무통제 평가에서 관측되는 기여의 28%가 미래 정보 유입임을 정량화했다. (2) 이 환경에 관계 정보의 유효성이 과거 이력 유무와 이웃 관계의 동질성에 따라 성공</w:t>
       </w:r>
       <w:r>
         <w:rPr>
@@ -915,16 +779,14 @@
         </w:rPr>
         <w:t xml:space="preserve">한계 세 조건으로 갈림을 보였다. (3) 이력이 없는 첫 리뷰에서도 상점 기반 관계는 </w:t>
       </w:r>
-      <w:proofErr w:type="spellStart"/>
-      <w:r>
-        <w:rPr>
-          <w:rFonts w:ascii="함초롬돋움" w:eastAsia="함초롬돋움" w:hAnsi="함초롬돋움" w:cs="함초롬돋움" w:hint="eastAsia"/>
-          <w:sz w:val="18"/>
-          <w:szCs w:val="18"/>
-        </w:rPr>
-        <w:t>작게나마</w:t>
-      </w:r>
-      <w:proofErr w:type="spellEnd"/>
+      <w:r>
+        <w:rPr>
+          <w:rFonts w:ascii="함초롬돋움" w:eastAsia="함초롬돋움" w:hAnsi="함초롬돋움" w:cs="함초롬돋움" w:hint="eastAsia"/>
+          <w:sz w:val="18"/>
+          <w:szCs w:val="18"/>
+        </w:rPr>
+        <w:t>작게 나마</w:t>
+      </w:r>
       <w:r>
         <w:rPr>
           <w:rFonts w:ascii="함초롬돋움" w:eastAsia="함초롬돋움" w:hAnsi="함초롬돋움" w:cs="함초롬돋움" w:hint="eastAsia"/>
@@ -1029,23 +891,29 @@
         </w:rPr>
         <w:t>리뷰 사기 탐지의 대표적 GNN 모델들은 공통적으로 리뷰(노드)</w:t>
       </w:r>
-      <w:proofErr w:type="spellStart"/>
-      <w:r>
-        <w:rPr>
-          <w:rFonts w:ascii="함초롬돋움" w:eastAsia="함초롬돋움" w:hAnsi="함초롬돋움" w:cs="함초롬돋움" w:hint="eastAsia"/>
-          <w:sz w:val="18"/>
-          <w:szCs w:val="18"/>
-        </w:rPr>
-        <w:t>를</w:t>
-      </w:r>
-      <w:proofErr w:type="spellEnd"/>
-      <w:r>
-        <w:rPr>
-          <w:rFonts w:ascii="함초롬돋움" w:eastAsia="함초롬돋움" w:hAnsi="함초롬돋움" w:cs="함초롬돋움" w:hint="eastAsia"/>
-          <w:sz w:val="18"/>
-          <w:szCs w:val="18"/>
-        </w:rPr>
-        <w:t xml:space="preserve"> 무작위로 층화 평가해 사용한다. CARE</w:t>
+      <w:r>
+        <w:rPr>
+          <w:rFonts w:ascii="함초롬돋움" w:eastAsia="함초롬돋움" w:hAnsi="함초롬돋움" w:cs="함초롬돋움" w:hint="eastAsia"/>
+          <w:sz w:val="18"/>
+          <w:szCs w:val="18"/>
+        </w:rPr>
+        <w:t xml:space="preserve">를 무작위로 층화 </w:t>
+      </w:r>
+      <w:r>
+        <w:rPr>
+          <w:rFonts w:ascii="함초롬돋움" w:eastAsia="함초롬돋움" w:hAnsi="함초롬돋움" w:cs="함초롬돋움" w:hint="eastAsia"/>
+          <w:sz w:val="18"/>
+          <w:szCs w:val="18"/>
+        </w:rPr>
+        <w:t>분할해 평가한다</w:t>
+      </w:r>
+      <w:r>
+        <w:rPr>
+          <w:rFonts w:ascii="함초롬돋움" w:eastAsia="함초롬돋움" w:hAnsi="함초롬돋움" w:cs="함초롬돋움" w:hint="eastAsia"/>
+          <w:sz w:val="18"/>
+          <w:szCs w:val="18"/>
+        </w:rPr>
+        <w:t>. CARE</w:t>
       </w:r>
       <w:r>
         <w:rPr>
@@ -1104,23 +972,13 @@
         </w:rPr>
         <w:t xml:space="preserve">나누며, PC-GNN[4]과 BWGNN[5] 역시 같은 방식을 사용한다. 세 모델 모두 작성 시각을 분할에 사용하지 않는다. 이들이 사용하는 </w:t>
       </w:r>
-      <w:proofErr w:type="spellStart"/>
-      <w:r>
-        <w:rPr>
-          <w:rFonts w:ascii="함초롬돋움" w:eastAsia="함초롬돋움" w:hAnsi="함초롬돋움" w:cs="함초롬돋움" w:hint="eastAsia"/>
-          <w:sz w:val="18"/>
-          <w:szCs w:val="18"/>
-        </w:rPr>
-        <w:t>YelpChi</w:t>
-      </w:r>
-      <w:proofErr w:type="spellEnd"/>
-      <w:r>
-        <w:rPr>
-          <w:rFonts w:ascii="함초롬돋움" w:eastAsia="함초롬돋움" w:hAnsi="함초롬돋움" w:cs="함초롬돋움" w:hint="eastAsia"/>
-          <w:sz w:val="18"/>
-          <w:szCs w:val="18"/>
-        </w:rPr>
-        <w:t>는 본 연구와 동일하게 R-U-R</w:t>
+      <w:r>
+        <w:rPr>
+          <w:rFonts w:ascii="함초롬돋움" w:eastAsia="함초롬돋움" w:hAnsi="함초롬돋움" w:cs="함초롬돋움" w:hint="eastAsia"/>
+          <w:sz w:val="18"/>
+          <w:szCs w:val="18"/>
+        </w:rPr>
+        <w:t>YelpChi는 본 연구와 동일하게 R-U-R</w:t>
       </w:r>
       <w:r>
         <w:rPr>
@@ -1183,29 +1041,7 @@
           <w:sz w:val="18"/>
           <w:szCs w:val="18"/>
         </w:rPr>
-        <w:t xml:space="preserve">2.2 </w:t>
-      </w:r>
-      <w:proofErr w:type="spellStart"/>
-      <w:r>
-        <w:rPr>
-          <w:rFonts w:ascii="함초롬돋움" w:eastAsia="함초롬돋움" w:hAnsi="함초롬돋움" w:cs="함초롬돋움" w:hint="eastAsia"/>
-          <w:b/>
-          <w:bCs/>
-          <w:sz w:val="18"/>
-          <w:szCs w:val="18"/>
-        </w:rPr>
-        <w:t>호모필리</w:t>
-      </w:r>
-      <w:proofErr w:type="spellEnd"/>
-      <w:r>
-        <w:rPr>
-          <w:rFonts w:ascii="함초롬돋움" w:eastAsia="함초롬돋움" w:hAnsi="함초롬돋움" w:cs="함초롬돋움" w:hint="eastAsia"/>
-          <w:b/>
-          <w:bCs/>
-          <w:sz w:val="18"/>
-          <w:szCs w:val="18"/>
-        </w:rPr>
-        <w:t xml:space="preserve"> 가정</w:t>
+        <w:t>2.2 호모필리 가정</w:t>
       </w:r>
     </w:p>
     <w:p>
@@ -1241,25 +1077,7 @@
           <w:sz w:val="18"/>
           <w:szCs w:val="18"/>
         </w:rPr>
-        <w:t xml:space="preserve"> 연구들도 </w:t>
-      </w:r>
-      <w:proofErr w:type="spellStart"/>
-      <w:r>
-        <w:rPr>
-          <w:rFonts w:ascii="함초롬돋움" w:eastAsia="함초롬돋움" w:hAnsi="함초롬돋움" w:cs="함초롬돋움" w:hint="eastAsia"/>
-          <w:sz w:val="18"/>
-          <w:szCs w:val="18"/>
-        </w:rPr>
-        <w:t>호모필리</w:t>
-      </w:r>
-      <w:proofErr w:type="spellEnd"/>
-      <w:r>
-        <w:rPr>
-          <w:rFonts w:ascii="함초롬돋움" w:eastAsia="함초롬돋움" w:hAnsi="함초롬돋움" w:cs="함초롬돋움" w:hint="eastAsia"/>
-          <w:sz w:val="18"/>
-          <w:szCs w:val="18"/>
-        </w:rPr>
-        <w:t xml:space="preserve"> 전제가</w:t>
+        <w:t xml:space="preserve"> 연구들도 호모필리 전제가</w:t>
       </w:r>
       <w:r>
         <w:rPr>
@@ -1269,16 +1087,14 @@
         </w:rPr>
         <w:t xml:space="preserve"> </w:t>
       </w:r>
-      <w:proofErr w:type="spellStart"/>
-      <w:r>
-        <w:rPr>
-          <w:rFonts w:ascii="함초롬돋움" w:eastAsia="함초롬돋움" w:hAnsi="함초롬돋움" w:cs="함초롬돋움" w:hint="eastAsia"/>
-          <w:sz w:val="18"/>
-          <w:szCs w:val="18"/>
-        </w:rPr>
-        <w:t>관게에</w:t>
-      </w:r>
-      <w:proofErr w:type="spellEnd"/>
+      <w:r>
+        <w:rPr>
+          <w:rFonts w:ascii="함초롬돋움" w:eastAsia="함초롬돋움" w:hAnsi="함초롬돋움" w:cs="함초롬돋움" w:hint="eastAsia"/>
+          <w:sz w:val="18"/>
+          <w:szCs w:val="18"/>
+        </w:rPr>
+        <w:t>관계에</w:t>
+      </w:r>
       <w:r>
         <w:rPr>
           <w:rFonts w:ascii="함초롬돋움" w:eastAsia="함초롬돋움" w:hAnsi="함초롬돋움" w:cs="함초롬돋움" w:hint="eastAsia"/>
@@ -1293,62 +1109,24 @@
           <w:sz w:val="18"/>
           <w:szCs w:val="18"/>
         </w:rPr>
-        <w:t xml:space="preserve">저주파 가정의 한계를 지적하며, Wang등[6]은 낮은 </w:t>
-      </w:r>
-      <w:proofErr w:type="spellStart"/>
-      <w:r>
-        <w:rPr>
-          <w:rFonts w:ascii="함초롬돋움" w:eastAsia="함초롬돋움" w:hAnsi="함초롬돋움" w:cs="함초롬돋움" w:hint="eastAsia"/>
-          <w:sz w:val="18"/>
-          <w:szCs w:val="18"/>
-        </w:rPr>
-        <w:t>호모필리</w:t>
-      </w:r>
-      <w:proofErr w:type="spellEnd"/>
-      <w:r>
-        <w:rPr>
-          <w:rFonts w:ascii="함초롬돋움" w:eastAsia="함초롬돋움" w:hAnsi="함초롬돋움" w:cs="함초롬돋움" w:hint="eastAsia"/>
-          <w:sz w:val="18"/>
-          <w:szCs w:val="18"/>
-        </w:rPr>
-        <w:t xml:space="preserve"> 환경에서 기존 탐지기의 </w:t>
-      </w:r>
-      <w:r>
-        <w:rPr>
-          <w:rFonts w:ascii="함초롬돋움" w:eastAsia="함초롬돋움" w:hAnsi="함초롬돋움" w:cs="함초롬돋움" w:hint="eastAsia"/>
-          <w:sz w:val="18"/>
-          <w:szCs w:val="18"/>
-        </w:rPr>
-        <w:t xml:space="preserve">일반화 실패를 보인다. 그러나 이들은 </w:t>
-      </w:r>
-      <w:proofErr w:type="spellStart"/>
-      <w:r>
-        <w:rPr>
-          <w:rFonts w:ascii="함초롬돋움" w:eastAsia="함초롬돋움" w:hAnsi="함초롬돋움" w:cs="함초롬돋움" w:hint="eastAsia"/>
-          <w:sz w:val="18"/>
-          <w:szCs w:val="18"/>
-        </w:rPr>
-        <w:t>호모필리의</w:t>
-      </w:r>
-      <w:proofErr w:type="spellEnd"/>
-      <w:r>
-        <w:rPr>
-          <w:rFonts w:ascii="함초롬돋움" w:eastAsia="함초롬돋움" w:hAnsi="함초롬돋움" w:cs="함초롬돋움" w:hint="eastAsia"/>
-          <w:sz w:val="18"/>
-          <w:szCs w:val="18"/>
-        </w:rPr>
-        <w:t xml:space="preserve"> 결여를 모델 구조 개선의 동기로 삼을 뿐, 관계 정보의 기여가 관계 </w:t>
-      </w:r>
-      <w:proofErr w:type="spellStart"/>
-      <w:r>
-        <w:rPr>
-          <w:rFonts w:ascii="함초롬돋움" w:eastAsia="함초롬돋움" w:hAnsi="함초롬돋움" w:cs="함초롬돋움" w:hint="eastAsia"/>
-          <w:sz w:val="18"/>
-          <w:szCs w:val="18"/>
-        </w:rPr>
-        <w:t>종류과</w:t>
-      </w:r>
-      <w:proofErr w:type="spellEnd"/>
+        <w:t xml:space="preserve">저주파 가정의 한계를 지적하며, Wang등[6]은 낮은 호모필리 환경에서 기존 탐지기의 </w:t>
+      </w:r>
+      <w:r>
+        <w:rPr>
+          <w:rFonts w:ascii="함초롬돋움" w:eastAsia="함초롬돋움" w:hAnsi="함초롬돋움" w:cs="함초롬돋움" w:hint="eastAsia"/>
+          <w:sz w:val="18"/>
+          <w:szCs w:val="18"/>
+        </w:rPr>
+        <w:t>일반화 실패를 보인다. 그러나 이들은 호모필리의 결여를 모델 구조 개선의 동기로 삼을 뿐, 관계 정보의 기여가 관계 종류</w:t>
+      </w:r>
+      <w:r>
+        <w:rPr>
+          <w:rFonts w:ascii="함초롬돋움" w:eastAsia="함초롬돋움" w:hAnsi="함초롬돋움" w:cs="함초롬돋움" w:hint="eastAsia"/>
+          <w:sz w:val="18"/>
+          <w:szCs w:val="18"/>
+        </w:rPr>
+        <w:t>와</w:t>
+      </w:r>
       <w:r>
         <w:rPr>
           <w:rFonts w:ascii="함초롬돋움" w:eastAsia="함초롬돋움" w:hAnsi="함초롬돋움" w:cs="함초롬돋움" w:hint="eastAsia"/>
@@ -1435,23 +1213,13 @@
           <w:szCs w:val="18"/>
         </w:rPr>
       </w:pPr>
-      <w:proofErr w:type="spellStart"/>
-      <w:r>
-        <w:rPr>
-          <w:rFonts w:ascii="함초롬돋움" w:eastAsia="함초롬돋움" w:hAnsi="함초롬돋움" w:cs="함초롬돋움" w:hint="eastAsia"/>
-          <w:sz w:val="18"/>
-          <w:szCs w:val="18"/>
-        </w:rPr>
-        <w:t>Yelpzip</w:t>
-      </w:r>
-      <w:proofErr w:type="spellEnd"/>
-      <w:r>
-        <w:rPr>
-          <w:rFonts w:ascii="함초롬돋움" w:eastAsia="함초롬돋움" w:hAnsi="함초롬돋움" w:cs="함초롬돋움" w:hint="eastAsia"/>
-          <w:sz w:val="18"/>
-          <w:szCs w:val="18"/>
-        </w:rPr>
-        <w:t xml:space="preserve">의 2014년 리뷰 180,659건을 </w:t>
+      <w:r>
+        <w:rPr>
+          <w:rFonts w:ascii="함초롬돋움" w:eastAsia="함초롬돋움" w:hAnsi="함초롬돋움" w:cs="함초롬돋움" w:hint="eastAsia"/>
+          <w:sz w:val="18"/>
+          <w:szCs w:val="18"/>
+        </w:rPr>
+        <w:t xml:space="preserve">Yelpzip의 2014년 리뷰 180,659건을 </w:t>
       </w:r>
       <w:r>
         <w:rPr>
@@ -1525,59 +1293,13 @@
         </w:rPr>
         <w:t xml:space="preserve">로 표기한다. 작성 시점에서의 이력을 기준으로 작성자의 첫 리뷰를 </w:t>
       </w:r>
-      <w:proofErr w:type="spellStart"/>
-      <w:r>
-        <w:rPr>
-          <w:rFonts w:ascii="함초롬돋움" w:eastAsia="함초롬돋움" w:hAnsi="함초롬돋움" w:cs="함초롬돋움" w:hint="eastAsia"/>
-          <w:sz w:val="18"/>
-          <w:szCs w:val="18"/>
-        </w:rPr>
-        <w:t>저활동형</w:t>
-      </w:r>
-      <w:proofErr w:type="spellEnd"/>
-      <w:r>
-        <w:rPr>
-          <w:rFonts w:ascii="함초롬돋움" w:eastAsia="함초롬돋움" w:hAnsi="함초롬돋움" w:cs="함초롬돋움" w:hint="eastAsia"/>
-          <w:sz w:val="18"/>
-          <w:szCs w:val="18"/>
-        </w:rPr>
-        <w:t xml:space="preserve">(89,530건, 걸러진 비율 20.9%), 이전 리뷰가 있는 작성자의 리뷰를 </w:t>
-      </w:r>
-      <w:proofErr w:type="spellStart"/>
-      <w:r>
-        <w:rPr>
-          <w:rFonts w:ascii="함초롬돋움" w:eastAsia="함초롬돋움" w:hAnsi="함초롬돋움" w:cs="함초롬돋움" w:hint="eastAsia"/>
-          <w:sz w:val="18"/>
-          <w:szCs w:val="18"/>
-        </w:rPr>
-        <w:t>비저활동형</w:t>
-      </w:r>
-      <w:proofErr w:type="spellEnd"/>
-      <w:r>
-        <w:rPr>
-          <w:rFonts w:ascii="함초롬돋움" w:eastAsia="함초롬돋움" w:hAnsi="함초롬돋움" w:cs="함초롬돋움" w:hint="eastAsia"/>
-          <w:sz w:val="18"/>
-          <w:szCs w:val="18"/>
-        </w:rPr>
-        <w:t>(91,129건, 4.6%)</w:t>
-      </w:r>
-      <w:proofErr w:type="spellStart"/>
-      <w:r>
-        <w:rPr>
-          <w:rFonts w:ascii="함초롬돋움" w:eastAsia="함초롬돋움" w:hAnsi="함초롬돋움" w:cs="함초롬돋움" w:hint="eastAsia"/>
-          <w:sz w:val="18"/>
-          <w:szCs w:val="18"/>
-        </w:rPr>
-        <w:t>으로</w:t>
-      </w:r>
-      <w:proofErr w:type="spellEnd"/>
-      <w:r>
-        <w:rPr>
-          <w:rFonts w:ascii="함초롬돋움" w:eastAsia="함초롬돋움" w:hAnsi="함초롬돋움" w:cs="함초롬돋움" w:hint="eastAsia"/>
-          <w:sz w:val="18"/>
-          <w:szCs w:val="18"/>
-        </w:rPr>
-        <w:t xml:space="preserve"> 나눈다. </w:t>
+      <w:r>
+        <w:rPr>
+          <w:rFonts w:ascii="함초롬돋움" w:eastAsia="함초롬돋움" w:hAnsi="함초롬돋움" w:cs="함초롬돋움" w:hint="eastAsia"/>
+          <w:sz w:val="18"/>
+          <w:szCs w:val="18"/>
+        </w:rPr>
+        <w:t xml:space="preserve">저활동형(89,530건, 걸러진 비율 20.9%), 이전 리뷰가 있는 작성자의 리뷰를 비저활동형(91,129건, 4.6%)으로 나눈다. </w:t>
       </w:r>
       <w:r>
         <w:rPr>
@@ -1593,54 +1315,32 @@
           <w:sz w:val="18"/>
           <w:szCs w:val="18"/>
         </w:rPr>
-        <w:t xml:space="preserve">797건은 모두 </w:t>
-      </w:r>
-      <w:proofErr w:type="spellStart"/>
-      <w:r>
-        <w:rPr>
-          <w:rFonts w:ascii="함초롬돋움" w:eastAsia="함초롬돋움" w:hAnsi="함초롬돋움" w:cs="함초롬돋움" w:hint="eastAsia"/>
-          <w:sz w:val="18"/>
-          <w:szCs w:val="18"/>
-        </w:rPr>
-        <w:t>저활동형으로</w:t>
-      </w:r>
-      <w:proofErr w:type="spellEnd"/>
-      <w:r>
-        <w:rPr>
-          <w:rFonts w:ascii="함초롬돋움" w:eastAsia="함초롬돋움" w:hAnsi="함초롬돋움" w:cs="함초롬돋움" w:hint="eastAsia"/>
-          <w:sz w:val="18"/>
-          <w:szCs w:val="18"/>
-        </w:rPr>
-        <w:t xml:space="preserve"> 분류했다. 선행 연구가 공통으로 사용하는 </w:t>
-      </w:r>
-      <w:proofErr w:type="spellStart"/>
-      <w:r>
-        <w:rPr>
-          <w:rFonts w:ascii="함초롬돋움" w:eastAsia="함초롬돋움" w:hAnsi="함초롬돋움" w:cs="함초롬돋움" w:hint="eastAsia"/>
-          <w:sz w:val="18"/>
-          <w:szCs w:val="18"/>
-        </w:rPr>
-        <w:t>YelpChi</w:t>
-      </w:r>
-      <w:proofErr w:type="spellEnd"/>
-      <w:r>
-        <w:rPr>
-          <w:rFonts w:ascii="함초롬돋움" w:eastAsia="함초롬돋움" w:hAnsi="함초롬돋움" w:cs="함초롬돋움" w:hint="eastAsia"/>
-          <w:sz w:val="18"/>
-          <w:szCs w:val="18"/>
-        </w:rPr>
-        <w:t xml:space="preserve">의 공개 배포판은 32차원 행동 피와 </w:t>
-      </w:r>
-      <w:proofErr w:type="spellStart"/>
-      <w:r>
-        <w:rPr>
-          <w:rFonts w:ascii="함초롬돋움" w:eastAsia="함초롬돋움" w:hAnsi="함초롬돋움" w:cs="함초롬돋움" w:hint="eastAsia"/>
-          <w:sz w:val="18"/>
-          <w:szCs w:val="18"/>
-        </w:rPr>
-        <w:t>관게별</w:t>
-      </w:r>
-      <w:proofErr w:type="spellEnd"/>
+        <w:t>797건은 모두 저활동형으로 분류했다. 선행 연구가 공통으로 사용하는 YelpChi의 공개 배포판은 32차원 행동 피</w:t>
+      </w:r>
+      <w:r>
+        <w:rPr>
+          <w:rFonts w:ascii="함초롬돋움" w:eastAsia="함초롬돋움" w:hAnsi="함초롬돋움" w:cs="함초롬돋움" w:hint="eastAsia"/>
+          <w:sz w:val="18"/>
+          <w:szCs w:val="18"/>
+        </w:rPr>
+        <w:t>처</w:t>
+      </w:r>
+      <w:r>
+        <w:rPr>
+          <w:rFonts w:ascii="함초롬돋움" w:eastAsia="함초롬돋움" w:hAnsi="함초롬돋움" w:cs="함초롬돋움" w:hint="eastAsia"/>
+          <w:sz w:val="18"/>
+          <w:szCs w:val="18"/>
+        </w:rPr>
+        <w:t xml:space="preserve">와 </w:t>
+      </w:r>
+      <w:r>
+        <w:rPr>
+          <w:rFonts w:ascii="함초롬돋움" w:eastAsia="함초롬돋움" w:hAnsi="함초롬돋움" w:cs="함초롬돋움" w:hint="eastAsia"/>
+          <w:sz w:val="18"/>
+          <w:szCs w:val="18"/>
+        </w:rPr>
+        <w:t>관계별</w:t>
+      </w:r>
       <w:r>
         <w:rPr>
           <w:rFonts w:ascii="함초롬돋움" w:eastAsia="함초롬돋움" w:hAnsi="함초롬돋움" w:cs="함초롬돋움" w:hint="eastAsia"/>
@@ -1655,25 +1355,7 @@
           <w:sz w:val="18"/>
           <w:szCs w:val="18"/>
         </w:rPr>
-        <w:t xml:space="preserve">인접행렬만 제공하고 리뷰 작성 시각을 포함하지 않아 시간 순서 분할 자체가 불가능하다. 본 연구는 동일 저자가 같은 방식으로 수집했고 작성일을 포함하는 </w:t>
-      </w:r>
-      <w:proofErr w:type="spellStart"/>
-      <w:r>
-        <w:rPr>
-          <w:rFonts w:ascii="함초롬돋움" w:eastAsia="함초롬돋움" w:hAnsi="함초롬돋움" w:cs="함초롬돋움" w:hint="eastAsia"/>
-          <w:sz w:val="18"/>
-          <w:szCs w:val="18"/>
-        </w:rPr>
-        <w:t>YelpZip</w:t>
-      </w:r>
-      <w:proofErr w:type="spellEnd"/>
-      <w:r>
-        <w:rPr>
-          <w:rFonts w:ascii="함초롬돋움" w:eastAsia="함초롬돋움" w:hAnsi="함초롬돋움" w:cs="함초롬돋움" w:hint="eastAsia"/>
-          <w:sz w:val="18"/>
-          <w:szCs w:val="18"/>
-        </w:rPr>
-        <w:t>을 사용한다[1].</w:t>
+        <w:t>인접행렬만 제공하고 리뷰 작성 시각을 포함하지 않아 시간 순서 분할 자체가 불가능하다. 본 연구는 동일 저자가 같은 방식으로 수집했고 작성일을 포함하는 YelpZip을 사용한다[1].</w:t>
       </w:r>
     </w:p>
     <w:p>
@@ -1772,69 +1454,15 @@
           <w:sz w:val="18"/>
           <w:szCs w:val="18"/>
         </w:rPr>
-        <w:t xml:space="preserve">Rayana와 </w:t>
-      </w:r>
-      <w:proofErr w:type="spellStart"/>
-      <w:r>
-        <w:rPr>
-          <w:rFonts w:ascii="함초롬돋움" w:eastAsia="함초롬돋움" w:hAnsi="함초롬돋움" w:cs="함초롬돋움" w:hint="eastAsia"/>
-          <w:sz w:val="18"/>
-          <w:szCs w:val="18"/>
-        </w:rPr>
-        <w:t>Akoglu</w:t>
-      </w:r>
-      <w:proofErr w:type="spellEnd"/>
-      <w:r>
-        <w:rPr>
-          <w:rFonts w:ascii="함초롬돋움" w:eastAsia="함초롬돋움" w:hAnsi="함초롬돋움" w:cs="함초롬돋움" w:hint="eastAsia"/>
-          <w:sz w:val="18"/>
-          <w:szCs w:val="18"/>
-        </w:rPr>
-        <w:t xml:space="preserve">[1]가 정의 한 37개를 사용하되 전부 작성 시점까지의 </w:t>
-      </w:r>
-      <w:r>
-        <w:rPr>
-          <w:rFonts w:ascii="함초롬돋움" w:eastAsia="함초롬돋움" w:hAnsi="함초롬돋움" w:cs="함초롬돋움" w:hint="eastAsia"/>
-          <w:sz w:val="18"/>
-          <w:szCs w:val="18"/>
-        </w:rPr>
-        <w:t xml:space="preserve">이력만으로 재계산했다. 텍스트 </w:t>
-      </w:r>
-      <w:proofErr w:type="spellStart"/>
-      <w:r>
-        <w:rPr>
-          <w:rFonts w:ascii="함초롬돋움" w:eastAsia="함초롬돋움" w:hAnsi="함초롬돋움" w:cs="함초롬돋움" w:hint="eastAsia"/>
-          <w:sz w:val="18"/>
-          <w:szCs w:val="18"/>
-        </w:rPr>
-        <w:t>임베딩</w:t>
-      </w:r>
-      <w:proofErr w:type="spellEnd"/>
-      <w:r>
-        <w:rPr>
-          <w:rFonts w:ascii="함초롬돋움" w:eastAsia="함초롬돋움" w:hAnsi="함초롬돋움" w:cs="함초롬돋움" w:hint="eastAsia"/>
-          <w:sz w:val="18"/>
-          <w:szCs w:val="18"/>
-        </w:rPr>
-        <w:t>(384차원)을 추가하거나 대체하는 조건도 실측했으나 두 경우 모두 성능이 저하되어(</w:t>
-      </w:r>
-      <w:proofErr w:type="spellStart"/>
-      <w:r>
-        <w:rPr>
-          <w:rFonts w:ascii="함초롬돋움" w:eastAsia="함초롬돋움" w:hAnsi="함초롬돋움" w:cs="함초롬돋움" w:hint="eastAsia"/>
-          <w:sz w:val="18"/>
-          <w:szCs w:val="18"/>
-        </w:rPr>
-        <w:t>비저활동형</w:t>
-      </w:r>
-      <w:proofErr w:type="spellEnd"/>
-      <w:r>
-        <w:rPr>
-          <w:rFonts w:ascii="함초롬돋움" w:eastAsia="함초롬돋움" w:hAnsi="함초롬돋움" w:cs="함초롬돋움" w:hint="eastAsia"/>
-          <w:sz w:val="18"/>
-          <w:szCs w:val="18"/>
-        </w:rPr>
-        <w:t xml:space="preserve"> 각각 -0.059</w:t>
+        <w:t xml:space="preserve">Rayana와 Akoglu[1]가 정의 한 37개를 사용하되 전부 작성 시점까지의 </w:t>
+      </w:r>
+      <w:r>
+        <w:rPr>
+          <w:rFonts w:ascii="함초롬돋움" w:eastAsia="함초롬돋움" w:hAnsi="함초롬돋움" w:cs="함초롬돋움" w:hint="eastAsia"/>
+          <w:sz w:val="18"/>
+          <w:szCs w:val="18"/>
+        </w:rPr>
+        <w:t>이력만으로 재계산했다. 텍스트 임베딩(384차원)을 추가하거나 대체하는 조건도 실측했으나 두 경우 모두 성능이 저하되어(비저활동형 각각 -0.059</w:t>
       </w:r>
       <w:r>
         <w:rPr>
@@ -1919,61 +1547,7 @@
           <w:sz w:val="18"/>
           <w:szCs w:val="18"/>
         </w:rPr>
-        <w:t xml:space="preserve"> </w:t>
-      </w:r>
-      <w:proofErr w:type="spellStart"/>
-      <w:r>
-        <w:rPr>
-          <w:rFonts w:ascii="함초롬돋움" w:eastAsia="함초롬돋움" w:hAnsi="함초롬돋움" w:cs="함초롬돋움" w:hint="eastAsia"/>
-          <w:sz w:val="18"/>
-          <w:szCs w:val="18"/>
-        </w:rPr>
-        <w:t>GraphSAGE</w:t>
-      </w:r>
-      <w:proofErr w:type="spellEnd"/>
-      <w:r>
-        <w:rPr>
-          <w:rFonts w:ascii="함초롬돋움" w:eastAsia="함초롬돋움" w:hAnsi="함초롬돋움" w:cs="함초롬돋움" w:hint="eastAsia"/>
-          <w:sz w:val="18"/>
-          <w:szCs w:val="18"/>
-        </w:rPr>
-        <w:t>[2]</w:t>
-      </w:r>
-      <w:proofErr w:type="spellStart"/>
-      <w:r>
-        <w:rPr>
-          <w:rFonts w:ascii="함초롬돋움" w:eastAsia="함초롬돋움" w:hAnsi="함초롬돋움" w:cs="함초롬돋움" w:hint="eastAsia"/>
-          <w:sz w:val="18"/>
-          <w:szCs w:val="18"/>
-        </w:rPr>
-        <w:t>를</w:t>
-      </w:r>
-      <w:proofErr w:type="spellEnd"/>
-      <w:r>
-        <w:rPr>
-          <w:rFonts w:ascii="함초롬돋움" w:eastAsia="함초롬돋움" w:hAnsi="함초롬돋움" w:cs="함초롬돋움" w:hint="eastAsia"/>
-          <w:sz w:val="18"/>
-          <w:szCs w:val="18"/>
-        </w:rPr>
-        <w:t xml:space="preserve"> 사용한다. 자기 피처를 이웃 집계와 분리해 사용하므로, </w:t>
-      </w:r>
-      <w:proofErr w:type="spellStart"/>
-      <w:r>
-        <w:rPr>
-          <w:rFonts w:ascii="함초롬돋움" w:eastAsia="함초롬돋움" w:hAnsi="함초롬돋움" w:cs="함초롬돋움" w:hint="eastAsia"/>
-          <w:sz w:val="18"/>
-          <w:szCs w:val="18"/>
-        </w:rPr>
-        <w:t>호모필리가</w:t>
-      </w:r>
-      <w:proofErr w:type="spellEnd"/>
-      <w:r>
-        <w:rPr>
-          <w:rFonts w:ascii="함초롬돋움" w:eastAsia="함초롬돋움" w:hAnsi="함초롬돋움" w:cs="함초롬돋움" w:hint="eastAsia"/>
-          <w:sz w:val="18"/>
-          <w:szCs w:val="18"/>
-        </w:rPr>
-        <w:t xml:space="preserve"> 약한 관계를 가져올 </w:t>
+        <w:t xml:space="preserve"> GraphSAGE[2]를 사용한다. 자기 피처를 이웃 집계와 분리해 사용하므로, 호모필리가 약한 관계를 가져올 </w:t>
       </w:r>
       <w:r>
         <w:rPr>
@@ -2143,16 +1717,14 @@
         </w:rPr>
         <w:t xml:space="preserve">같은 리뷰로 </w:t>
       </w:r>
-      <w:proofErr w:type="spellStart"/>
-      <w:r>
-        <w:rPr>
-          <w:rFonts w:ascii="함초롬돋움" w:eastAsia="함초롬돋움" w:hAnsi="함초롬돋움" w:cs="함초롬돋움" w:hint="eastAsia"/>
-          <w:sz w:val="18"/>
-          <w:szCs w:val="18"/>
-        </w:rPr>
-        <w:t>짝지은</w:t>
-      </w:r>
-      <w:proofErr w:type="spellEnd"/>
+      <w:r>
+        <w:rPr>
+          <w:rFonts w:ascii="함초롬돋움" w:eastAsia="함초롬돋움" w:hAnsi="함초롬돋움" w:cs="함초롬돋움" w:hint="eastAsia"/>
+          <w:sz w:val="18"/>
+          <w:szCs w:val="18"/>
+        </w:rPr>
+        <w:t>짝 지은</w:t>
+      </w:r>
       <w:r>
         <w:rPr>
           <w:rFonts w:ascii="함초롬돋움" w:eastAsia="함초롬돋움" w:hAnsi="함초롬돋움" w:cs="함초롬돋움" w:hint="eastAsia"/>
@@ -2201,43 +1773,23 @@
           <w:sz w:val="18"/>
           <w:szCs w:val="18"/>
         </w:rPr>
-        <w:t xml:space="preserve">표 1 학습 데이터 조건별 </w:t>
-      </w:r>
-      <w:proofErr w:type="spellStart"/>
-      <w:r>
-        <w:rPr>
-          <w:rFonts w:ascii="함초롬돋움" w:eastAsia="함초롬돋움" w:hAnsi="함초롬돋움" w:cs="함초롬돋움" w:hint="eastAsia"/>
-          <w:sz w:val="18"/>
-          <w:szCs w:val="18"/>
-        </w:rPr>
-        <w:t>관게정보</w:t>
-      </w:r>
-      <w:proofErr w:type="spellEnd"/>
-      <w:r>
-        <w:rPr>
-          <w:rFonts w:ascii="함초롬돋움" w:eastAsia="함초롬돋움" w:hAnsi="함초롬돋움" w:cs="함초롬돋움" w:hint="eastAsia"/>
-          <w:sz w:val="18"/>
-          <w:szCs w:val="18"/>
-        </w:rPr>
-        <w:t xml:space="preserve"> 기여(</w:t>
-      </w:r>
-      <w:proofErr w:type="spellStart"/>
-      <w:r>
-        <w:rPr>
-          <w:rFonts w:ascii="함초롬돋움" w:eastAsia="함초롬돋움" w:hAnsi="함초롬돋움" w:cs="함초롬돋움" w:hint="eastAsia"/>
-          <w:sz w:val="18"/>
-          <w:szCs w:val="18"/>
-        </w:rPr>
-        <w:t>비저활동</w:t>
-      </w:r>
-      <w:proofErr w:type="spellEnd"/>
-      <w:r>
-        <w:rPr>
-          <w:rFonts w:ascii="함초롬돋움" w:eastAsia="함초롬돋움" w:hAnsi="함초롬돋움" w:cs="함초롬돋움" w:hint="eastAsia"/>
-          <w:sz w:val="18"/>
-          <w:szCs w:val="18"/>
-        </w:rPr>
-        <w:t xml:space="preserve"> </w:t>
+        <w:t>표 1 학습 데이터 조건별 관</w:t>
+      </w:r>
+      <w:r>
+        <w:rPr>
+          <w:rFonts w:ascii="함초롬돋움" w:eastAsia="함초롬돋움" w:hAnsi="함초롬돋움" w:cs="함초롬돋움" w:hint="eastAsia"/>
+          <w:sz w:val="18"/>
+          <w:szCs w:val="18"/>
+        </w:rPr>
+        <w:t>계</w:t>
+      </w:r>
+      <w:r>
+        <w:rPr>
+          <w:rFonts w:ascii="함초롬돋움" w:eastAsia="함초롬돋움" w:hAnsi="함초롬돋움" w:cs="함초롬돋움" w:hint="eastAsia"/>
+          <w:sz w:val="18"/>
+          <w:szCs w:val="18"/>
+        </w:rPr>
+        <w:t xml:space="preserve">정보 기여(비저활동 </w:t>
       </w:r>
       <w:r>
         <w:rPr>
@@ -2383,7 +1935,6 @@
               </w:rPr>
               <w:t xml:space="preserve">A. </w:t>
             </w:r>
-            <w:proofErr w:type="gramStart"/>
             <w:r>
               <w:rPr>
                 <w:rFonts w:ascii="함초롬돋움" w:eastAsia="함초롬돋움" w:hAnsi="함초롬돋움" w:cs="함초롬돋움"/>
@@ -2398,16 +1949,7 @@
                 <w:sz w:val="18"/>
                 <w:szCs w:val="18"/>
               </w:rPr>
-              <w:t>본(</w:t>
-            </w:r>
-            <w:proofErr w:type="gramEnd"/>
-            <w:r>
-              <w:rPr>
-                <w:rFonts w:ascii="함초롬돋움" w:eastAsia="함초롬돋움" w:hAnsi="함초롬돋움" w:cs="함초롬돋움" w:hint="eastAsia"/>
-                <w:sz w:val="18"/>
-                <w:szCs w:val="18"/>
-              </w:rPr>
-              <w:t>무작위 분할</w:t>
+              <w:t>본(무작위 분할</w:t>
             </w:r>
             <w:r>
               <w:rPr>
@@ -2575,25 +2117,7 @@
           <w:sz w:val="18"/>
           <w:szCs w:val="18"/>
         </w:rPr>
-        <w:t xml:space="preserve">누수 규모는 선행 연구와 같은 무작위 리뷰 분할에서 평가 집합(15%)을 고정한 채 학습 데이터에서 정보를 단계적으로 제거해 분해했다.(표 1, 동률 </w:t>
-      </w:r>
-      <w:proofErr w:type="spellStart"/>
-      <w:r>
-        <w:rPr>
-          <w:rFonts w:ascii="함초롬돋움" w:eastAsia="함초롬돋움" w:hAnsi="함초롬돋움" w:cs="함초롬돋움" w:hint="eastAsia"/>
-          <w:sz w:val="18"/>
-          <w:szCs w:val="18"/>
-        </w:rPr>
-        <w:t>재분류</w:t>
-      </w:r>
-      <w:proofErr w:type="spellEnd"/>
-      <w:r>
-        <w:rPr>
-          <w:rFonts w:ascii="함초롬돋움" w:eastAsia="함초롬돋움" w:hAnsi="함초롬돋움" w:cs="함초롬돋움" w:hint="eastAsia"/>
-          <w:sz w:val="18"/>
-          <w:szCs w:val="18"/>
-        </w:rPr>
-        <w:t xml:space="preserve"> 전 라벨). 분할 방식이 주 평가(4장)와 달라 절대값은 직접 비교되지 않는다. A-B(0.036)는</w:t>
+        <w:t>누수 규모는 선행 연구와 같은 무작위 리뷰 분할에서 평가 집합(15%)을 고정한 채 학습 데이터에서 정보를 단계적으로 제거해 분해했다.(표 1, 동률 재분류 전 라벨). 분할 방식이 주 평가(4장)와 달라 절대값은 직접 비교되지 않는다. A-B(0.036)는</w:t>
       </w:r>
       <w:r>
         <w:rPr>
@@ -2611,16 +2135,14 @@
         </w:rPr>
         <w:t xml:space="preserve">(0.092)는 작성 시점 이전 이력에서 오는 몫이다. A와 B는 채점 대상이 같으므로 짝지어 비교할 수 있다. </w:t>
       </w:r>
-      <w:proofErr w:type="spellStart"/>
-      <w:r>
-        <w:rPr>
-          <w:rFonts w:ascii="함초롬돋움" w:eastAsia="함초롬돋움" w:hAnsi="함초롬돋움" w:cs="함초롬돋움" w:hint="eastAsia"/>
-          <w:sz w:val="18"/>
-          <w:szCs w:val="18"/>
-        </w:rPr>
-        <w:t>짝지은</w:t>
-      </w:r>
-      <w:proofErr w:type="spellEnd"/>
+      <w:r>
+        <w:rPr>
+          <w:rFonts w:ascii="함초롬돋움" w:eastAsia="함초롬돋움" w:hAnsi="함초롬돋움" w:cs="함초롬돋움" w:hint="eastAsia"/>
+          <w:sz w:val="18"/>
+          <w:szCs w:val="18"/>
+        </w:rPr>
+        <w:t>짝 지은</w:t>
+      </w:r>
       <w:r>
         <w:rPr>
           <w:rFonts w:ascii="함초롬돋움" w:eastAsia="함초롬돋움" w:hAnsi="함초롬돋움" w:cs="함초롬돋움" w:hint="eastAsia"/>
@@ -2715,25 +2237,7 @@
           <w:sz w:val="18"/>
           <w:szCs w:val="18"/>
         </w:rPr>
-        <w:t xml:space="preserve"> 28%(구간 [4%, 50%])</w:t>
-      </w:r>
-      <w:proofErr w:type="spellStart"/>
-      <w:r>
-        <w:rPr>
-          <w:rFonts w:ascii="함초롬돋움" w:eastAsia="함초롬돋움" w:hAnsi="함초롬돋움" w:cs="함초롬돋움" w:hint="eastAsia"/>
-          <w:sz w:val="18"/>
-          <w:szCs w:val="18"/>
-        </w:rPr>
-        <w:t>에</w:t>
-      </w:r>
-      <w:proofErr w:type="spellEnd"/>
-      <w:r>
-        <w:rPr>
-          <w:rFonts w:ascii="함초롬돋움" w:eastAsia="함초롬돋움" w:hAnsi="함초롬돋움" w:cs="함초롬돋움" w:hint="eastAsia"/>
-          <w:sz w:val="18"/>
-          <w:szCs w:val="18"/>
-        </w:rPr>
-        <w:t xml:space="preserve"> 해당한다. C와 같은 규모(40%)</w:t>
+        <w:t xml:space="preserve"> 28%(구간 [4%, 50%])에 해당한다. C와 같은 규모(40%)</w:t>
       </w:r>
       <w:r>
         <w:rPr>
@@ -3052,23 +2556,13 @@
                 <w:szCs w:val="18"/>
               </w:rPr>
             </w:pPr>
-            <w:proofErr w:type="spellStart"/>
-            <w:r>
-              <w:rPr>
-                <w:rFonts w:ascii="함초롬돋움" w:eastAsia="함초롬돋움" w:hAnsi="함초롬돋움" w:cs="함초롬돋움" w:hint="eastAsia"/>
-                <w:sz w:val="18"/>
-                <w:szCs w:val="18"/>
-              </w:rPr>
-              <w:t>비저활동</w:t>
-            </w:r>
-            <w:proofErr w:type="spellEnd"/>
-            <w:r>
-              <w:rPr>
-                <w:rFonts w:ascii="함초롬돋움" w:eastAsia="함초롬돋움" w:hAnsi="함초롬돋움" w:cs="함초롬돋움" w:hint="eastAsia"/>
-                <w:sz w:val="18"/>
-                <w:szCs w:val="18"/>
-              </w:rPr>
-              <w:t xml:space="preserve"> </w:t>
+            <w:r>
+              <w:rPr>
+                <w:rFonts w:ascii="함초롬돋움" w:eastAsia="함초롬돋움" w:hAnsi="함초롬돋움" w:cs="함초롬돋움" w:hint="eastAsia"/>
+                <w:sz w:val="18"/>
+                <w:szCs w:val="18"/>
+              </w:rPr>
+              <w:t xml:space="preserve">비저활동 </w:t>
             </w:r>
             <w:r>
               <w:rPr>
@@ -3200,23 +2694,13 @@
                 <w:szCs w:val="18"/>
               </w:rPr>
             </w:pPr>
-            <w:proofErr w:type="spellStart"/>
-            <w:r>
-              <w:rPr>
-                <w:rFonts w:ascii="함초롬돋움" w:eastAsia="함초롬돋움" w:hAnsi="함초롬돋움" w:cs="함초롬돋움" w:hint="eastAsia"/>
-                <w:sz w:val="18"/>
-                <w:szCs w:val="18"/>
-              </w:rPr>
-              <w:t>비저활동</w:t>
-            </w:r>
-            <w:proofErr w:type="spellEnd"/>
-            <w:r>
-              <w:rPr>
-                <w:rFonts w:ascii="함초롬돋움" w:eastAsia="함초롬돋움" w:hAnsi="함초롬돋움" w:cs="함초롬돋움" w:hint="eastAsia"/>
-                <w:sz w:val="18"/>
-                <w:szCs w:val="18"/>
-              </w:rPr>
-              <w:t xml:space="preserve"> </w:t>
+            <w:r>
+              <w:rPr>
+                <w:rFonts w:ascii="함초롬돋움" w:eastAsia="함초롬돋움" w:hAnsi="함초롬돋움" w:cs="함초롬돋움" w:hint="eastAsia"/>
+                <w:sz w:val="18"/>
+                <w:szCs w:val="18"/>
+              </w:rPr>
+              <w:t xml:space="preserve">비저활동 </w:t>
             </w:r>
             <w:r>
               <w:rPr>
@@ -3356,23 +2840,13 @@
                 <w:szCs w:val="18"/>
               </w:rPr>
             </w:pPr>
-            <w:proofErr w:type="spellStart"/>
-            <w:r>
-              <w:rPr>
-                <w:rFonts w:ascii="함초롬돋움" w:eastAsia="함초롬돋움" w:hAnsi="함초롬돋움" w:cs="함초롬돋움" w:hint="eastAsia"/>
-                <w:sz w:val="18"/>
-                <w:szCs w:val="18"/>
-              </w:rPr>
-              <w:t>비저활동</w:t>
-            </w:r>
-            <w:proofErr w:type="spellEnd"/>
-            <w:r>
-              <w:rPr>
-                <w:rFonts w:ascii="함초롬돋움" w:eastAsia="함초롬돋움" w:hAnsi="함초롬돋움" w:cs="함초롬돋움" w:hint="eastAsia"/>
-                <w:sz w:val="18"/>
-                <w:szCs w:val="18"/>
-              </w:rPr>
-              <w:t xml:space="preserve"> </w:t>
+            <w:r>
+              <w:rPr>
+                <w:rFonts w:ascii="함초롬돋움" w:eastAsia="함초롬돋움" w:hAnsi="함초롬돋움" w:cs="함초롬돋움" w:hint="eastAsia"/>
+                <w:sz w:val="18"/>
+                <w:szCs w:val="18"/>
+              </w:rPr>
+              <w:t xml:space="preserve">비저활동 </w:t>
             </w:r>
             <w:r>
               <w:rPr>
@@ -3512,23 +2986,13 @@
                 <w:szCs w:val="18"/>
               </w:rPr>
             </w:pPr>
-            <w:proofErr w:type="spellStart"/>
-            <w:r>
-              <w:rPr>
-                <w:rFonts w:ascii="함초롬돋움" w:eastAsia="함초롬돋움" w:hAnsi="함초롬돋움" w:cs="함초롬돋움" w:hint="eastAsia"/>
-                <w:sz w:val="18"/>
-                <w:szCs w:val="18"/>
-              </w:rPr>
-              <w:t>저활동</w:t>
-            </w:r>
-            <w:proofErr w:type="spellEnd"/>
-            <w:r>
-              <w:rPr>
-                <w:rFonts w:ascii="함초롬돋움" w:eastAsia="함초롬돋움" w:hAnsi="함초롬돋움" w:cs="함초롬돋움" w:hint="eastAsia"/>
-                <w:sz w:val="18"/>
-                <w:szCs w:val="18"/>
-              </w:rPr>
-              <w:t xml:space="preserve"> </w:t>
+            <w:r>
+              <w:rPr>
+                <w:rFonts w:ascii="함초롬돋움" w:eastAsia="함초롬돋움" w:hAnsi="함초롬돋움" w:cs="함초롬돋움" w:hint="eastAsia"/>
+                <w:sz w:val="18"/>
+                <w:szCs w:val="18"/>
+              </w:rPr>
+              <w:t xml:space="preserve">저활동 </w:t>
             </w:r>
             <w:r>
               <w:rPr>
@@ -3627,7 +3091,23 @@
           <w:sz w:val="18"/>
           <w:szCs w:val="18"/>
         </w:rPr>
-        <w:t xml:space="preserve">표 2는 세 조건을 요약한다. 과거 이력이 있는 작성자의 리뷰에서 같은 작성자 관계는 기여가 +0.110으로 가장 크다(성공 조건). 과거 이력이 앵커가 되어 관계 정보가 증폭되는 경우다. 반면 같은 가게 기반 관계는 과거 이웃이 많이 붙지만(같은 가게·같은 평점 평균 30개) 그 대부분이 정상 리뷰다. 걸러진 리뷰의 과거 이웃 중 걸리진 리뷰가 차지하는 비율은 같은 가게·같은 평점에서 17.4%로 정상 리뷰의 9.7%와 큰 차이가 없고, 같은 가게·같은 달도 17.5% 대 10.8%로 비슷하다. 같은 작성자 관계가 90.7% 대 0.7%로 뚜렷이 갈리고 이웃 수는 3.6개에 그치는 것과 대조된다. 즉 약한 신호가 다수의 정상 이웃에 희석되어 기여가 음수가 된다(실패 조건). 과거 이력이 없는 첫 리뷰에서는 같은 </w:t>
+        <w:t xml:space="preserve">표 2는 세 조건을 요약한다. 과거 이력이 있는 작성자의 리뷰에서 같은 작성자 관계는 기여가 +0.110으로 가장 크다(성공 조건). 과거 이력이 앵커가 되어 관계 정보가 증폭되는 경우다. 반면 같은 가게 기반 관계는 과거 이웃이 많이 붙지만(같은 가게·같은 평점 평균 30개) 그 대부분이 정상 리뷰다. 걸러진 리뷰의 과거 이웃 중 </w:t>
+      </w:r>
+      <w:r>
+        <w:rPr>
+          <w:rFonts w:ascii="함초롬돋움" w:eastAsia="함초롬돋움" w:hAnsi="함초롬돋움" w:cs="함초롬돋움" w:hint="eastAsia"/>
+          <w:sz w:val="18"/>
+          <w:szCs w:val="18"/>
+        </w:rPr>
+        <w:t xml:space="preserve">걸러진 </w:t>
+      </w:r>
+      <w:r>
+        <w:rPr>
+          <w:rFonts w:ascii="함초롬돋움" w:eastAsia="함초롬돋움" w:hAnsi="함초롬돋움" w:cs="함초롬돋움"/>
+          <w:sz w:val="18"/>
+          <w:szCs w:val="18"/>
+        </w:rPr>
+        <w:t xml:space="preserve">리뷰가 차지하는 비율은 같은 가게·같은 평점에서 17.4%로 정상 리뷰의 9.7%와 큰 차이가 없고, 같은 가게·같은 달도 17.5% 대 10.8%로 비슷하다. 같은 작성자 관계가 90.7% 대 0.7%로 뚜렷이 갈리고 이웃 수는 3.6개에 그치는 것과 대조된다. 즉 약한 신호가 다수의 정상 이웃에 희석되어 기여가 음수가 된다(실패 조건). 과거 이력이 없는 첫 리뷰에서는 같은 작성자 관계가 구조적으로 성립하지 않아 기여가 관측되지 </w:t>
       </w:r>
       <w:r>
         <w:rPr>
@@ -3636,7 +3116,7 @@
           <w:szCs w:val="18"/>
         </w:rPr>
         <w:lastRenderedPageBreak/>
-        <w:t>작성자 관계가 구조적으로 성립하지 않아 기여가 관측되지 않는다(한계 조건).</w:t>
+        <w:t>않는다(한계 조건).</w:t>
       </w:r>
     </w:p>
     <w:p>
@@ -3699,43 +3179,7 @@
           <w:sz w:val="18"/>
           <w:szCs w:val="18"/>
         </w:rPr>
-        <w:t xml:space="preserve">이력이 있어도 기여는 균일하지 않다. 평점이 가게 평균과 비슷한 평범한 리뷰에서는 기여가 +0.123([+0.100, +0.145])인 반면, 평점이 가게 평균에서 크게 벗어난 리뷰(2014년 이전 분포의 양 끝 10%)에서는 +0.038([+0.005, +0.072])로 1/3 수준에 그친다. 두 값 모두 유의하지만 그 차이 또한 유의하다(+0.085, [+0.044, +0.123]). 평점 이탈 구간은 그래프 없이 측정한 성능 자체도 낮아 (0.153 대 0.203) 걸러진 비율이 더 높음에도 (5.98% 대 4.62%) 피처로도 관계로도 덜 탐지되는 가장 어려운 구간이다. 행동 패턴 축의 또 다른 후보였던 </w:t>
-      </w:r>
-      <w:proofErr w:type="spellStart"/>
-      <w:r>
-        <w:rPr>
-          <w:rFonts w:ascii="함초롬돋움" w:eastAsia="함초롬돋움" w:hAnsi="함초롬돋움" w:cs="함초롬돋움"/>
-          <w:sz w:val="18"/>
-          <w:szCs w:val="18"/>
-        </w:rPr>
-        <w:t>버스트형</w:t>
-      </w:r>
-      <w:proofErr w:type="spellEnd"/>
-      <w:r>
-        <w:rPr>
-          <w:rFonts w:ascii="함초롬돋움" w:eastAsia="함초롬돋움" w:hAnsi="함초롬돋움" w:cs="함초롬돋움"/>
-          <w:sz w:val="18"/>
-          <w:szCs w:val="18"/>
-        </w:rPr>
-        <w:t xml:space="preserve">[7](가게의 평소 발생량 대비 </w:t>
-      </w:r>
-      <w:proofErr w:type="spellStart"/>
-      <w:r>
-        <w:rPr>
-          <w:rFonts w:ascii="함초롬돋움" w:eastAsia="함초롬돋움" w:hAnsi="함초롬돋움" w:cs="함초롬돋움"/>
-          <w:sz w:val="18"/>
-          <w:szCs w:val="18"/>
-        </w:rPr>
-        <w:t>포아송</w:t>
-      </w:r>
-      <w:proofErr w:type="spellEnd"/>
-      <w:r>
-        <w:rPr>
-          <w:rFonts w:ascii="함초롬돋움" w:eastAsia="함초롬돋움" w:hAnsi="함초롬돋움" w:cs="함초롬돋움"/>
-          <w:sz w:val="18"/>
-          <w:szCs w:val="18"/>
-        </w:rPr>
-        <w:t xml:space="preserve"> 검정)은 분위수가 아닌 유의수준으로 정의되어 동일한 확장 기준이 없고, 대응되는 완화(p&lt;0.05)에서도 채점 대상 중 걸러진 리뷰가 145건에 그쳐 신뢰구간 반폭이 ±0.065에 달해 부호조차 판정할 수 없었다. 따라서 행동 패턴 축은 평점 이탈형으로 단일화했다.</w:t>
+        <w:t>이력이 있어도 기여는 균일하지 않다. 평점이 가게 평균과 비슷한 평범한 리뷰에서는 기여가 +0.123([+0.100, +0.145])인 반면, 평점이 가게 평균에서 크게 벗어난 리뷰(2014년 이전 분포의 양 끝 10%)에서는 +0.038([+0.005, +0.072])로 1/3 수준에 그친다. 두 값 모두 유의하지만 그 차이 또한 유의하다(+0.085, [+0.044, +0.123]). 평점 이탈 구간은 그래프 없이 측정한 성능 자체도 낮아 (0.153 대 0.203) 걸러진 비율이 더 높음에도 (5.98% 대 4.62%) 피처로도 관계로도 덜 탐지되는 가장 어려운 구간이다. 행동 패턴 축의 또 다른 후보였던 버스트형[7](가게의 평소 발생량 대비 포아송 검정)은 분위수가 아닌 유의수준으로 정의되어 동일한 확장 기준이 없고, 대응되는 완화(p&lt;0.05)에서도 채점 대상 중 걸러진 리뷰가 145건에 그쳐 신뢰구간 반폭이 ±0.065에 달해 부호조차 판정할 수 없었다. 따라서 행동 패턴 축은 평점 이탈형으로 단일화했다.</w:t>
       </w:r>
     </w:p>
     <w:p>
@@ -3830,41 +3274,13 @@
           </wp:anchor>
         </w:drawing>
       </w:r>
-      <w:proofErr w:type="spellStart"/>
-      <w:r>
-        <w:rPr>
-          <w:rFonts w:ascii="함초롬돋움" w:eastAsia="함초롬돋움" w:hAnsi="함초롬돋움" w:cs="함초롬돋움"/>
-          <w:sz w:val="18"/>
-          <w:szCs w:val="18"/>
-        </w:rPr>
-        <w:t>저활동형은</w:t>
-      </w:r>
-      <w:proofErr w:type="spellEnd"/>
-      <w:r>
-        <w:rPr>
-          <w:rFonts w:ascii="함초롬돋움" w:eastAsia="함초롬돋움" w:hAnsi="함초롬돋움" w:cs="함초롬돋움"/>
-          <w:sz w:val="18"/>
-          <w:szCs w:val="18"/>
-        </w:rPr>
-        <w:t xml:space="preserve"> 정의상 같은 작성자의 과거 리뷰가 없어 이력에 의존하는 관계가 무의미하다. 반면 이력에 의존하지 않는 상점 기반 관계는 </w:t>
-      </w:r>
-      <w:proofErr w:type="spellStart"/>
-      <w:r>
-        <w:rPr>
-          <w:rFonts w:ascii="함초롬돋움" w:eastAsia="함초롬돋움" w:hAnsi="함초롬돋움" w:cs="함초롬돋움"/>
-          <w:sz w:val="18"/>
-          <w:szCs w:val="18"/>
-        </w:rPr>
-        <w:t>저활동형에서도</w:t>
-      </w:r>
-      <w:proofErr w:type="spellEnd"/>
-      <w:r>
-        <w:rPr>
-          <w:rFonts w:ascii="함초롬돋움" w:eastAsia="함초롬돋움" w:hAnsi="함초롬돋움" w:cs="함초롬돋움"/>
-          <w:sz w:val="18"/>
-          <w:szCs w:val="18"/>
-        </w:rPr>
-        <w:t xml:space="preserve"> 기여가 관측된다. 같은 가게·같은</w:t>
+      <w:r>
+        <w:rPr>
+          <w:rFonts w:ascii="함초롬돋움" w:eastAsia="함초롬돋움" w:hAnsi="함초롬돋움" w:cs="함초롬돋움"/>
+          <w:sz w:val="18"/>
+          <w:szCs w:val="18"/>
+        </w:rPr>
+        <w:t>저활동형은 정의상 같은 작성자의 과거 리뷰가 없어 이력에 의존하는 관계가 무의미하다. 반면 이력에 의존하지 않는 상점 기반 관계는 저활동형에서도 기여가 관측된다. 같은 가게·같은</w:t>
       </w:r>
       <w:r>
         <w:rPr>
@@ -4018,23 +3434,13 @@
         </w:rPr>
         <w:t>])</w:t>
       </w:r>
-      <w:proofErr w:type="spellStart"/>
-      <w:r>
-        <w:rPr>
-          <w:rFonts w:ascii="함초롬돋움" w:eastAsia="함초롬돋움" w:hAnsi="함초롬돋움" w:cs="함초롬돋움" w:hint="eastAsia"/>
-          <w:sz w:val="18"/>
-          <w:szCs w:val="18"/>
-        </w:rPr>
-        <w:t>으로</w:t>
-      </w:r>
-      <w:proofErr w:type="spellEnd"/>
-      <w:r>
-        <w:rPr>
-          <w:rFonts w:ascii="함초롬돋움" w:eastAsia="함초롬돋움" w:hAnsi="함초롬돋움" w:cs="함초롬돋움" w:hint="eastAsia"/>
-          <w:sz w:val="18"/>
-          <w:szCs w:val="18"/>
-        </w:rPr>
-        <w:t xml:space="preserve"> 신뢰구간 하한이 0에 걸친 경계 수준이다. 즉 한계 조건은 관계 정보 전체가 아니라 이력을 앵커로 삼는 관계에 한정된다. 다만 이 기</w:t>
+      <w:r>
+        <w:rPr>
+          <w:rFonts w:ascii="함초롬돋움" w:eastAsia="함초롬돋움" w:hAnsi="함초롬돋움" w:cs="함초롬돋움" w:hint="eastAsia"/>
+          <w:sz w:val="18"/>
+          <w:szCs w:val="18"/>
+        </w:rPr>
+        <w:t>으로 신뢰구간 하한이 0에 걸친 경계 수준이다. 즉 한계 조건은 관계 정보 전체가 아니라 이력을 앵커로 삼는 관계에 한정된다. 다만 이 기</w:t>
       </w:r>
       <w:r>
         <w:rPr>
@@ -4132,16 +3538,14 @@
         </w:rPr>
         <w:t xml:space="preserve">317, 상대 53%)과 비교하면 절대 기여로 약 1/13, 상대 증가율로 약 1/23 수준이다. 상점 관계는 </w:t>
       </w:r>
-      <w:proofErr w:type="spellStart"/>
-      <w:r>
-        <w:rPr>
-          <w:rFonts w:ascii="함초롬돋움" w:eastAsia="함초롬돋움" w:hAnsi="함초롬돋움" w:cs="함초롬돋움" w:hint="eastAsia"/>
-          <w:sz w:val="18"/>
-          <w:szCs w:val="18"/>
-        </w:rPr>
-        <w:t>작게나마</w:t>
-      </w:r>
-      <w:proofErr w:type="spellEnd"/>
+      <w:r>
+        <w:rPr>
+          <w:rFonts w:ascii="함초롬돋움" w:eastAsia="함초롬돋움" w:hAnsi="함초롬돋움" w:cs="함초롬돋움" w:hint="eastAsia"/>
+          <w:sz w:val="18"/>
+          <w:szCs w:val="18"/>
+        </w:rPr>
+        <w:t>작게 나마</w:t>
+      </w:r>
       <w:r>
         <w:rPr>
           <w:rFonts w:ascii="함초롬돋움" w:eastAsia="함초롬돋움" w:hAnsi="함초롬돋움" w:cs="함초롬돋움" w:hint="eastAsia"/>
@@ -4237,25 +3641,55 @@
           <w:sz w:val="18"/>
           <w:szCs w:val="18"/>
         </w:rPr>
-        <w:t xml:space="preserve">같은 날 작성된 리뷰의 순서 모호성 처리를 3.1절릐 방식으로 바꾸어도 세 조건의 방향은 유지되고 구분은 더 </w:t>
-      </w:r>
-      <w:proofErr w:type="spellStart"/>
-      <w:r>
-        <w:rPr>
-          <w:rFonts w:ascii="함초롬돋움" w:eastAsia="함초롬돋움" w:hAnsi="함초롬돋움" w:cs="함초롬돋움" w:hint="eastAsia"/>
-          <w:sz w:val="18"/>
-          <w:szCs w:val="18"/>
-        </w:rPr>
-        <w:t>뚜렷해진다</w:t>
-      </w:r>
-      <w:proofErr w:type="spellEnd"/>
-      <w:r>
-        <w:rPr>
-          <w:rFonts w:ascii="함초롬돋움" w:eastAsia="함초롬돋움" w:hAnsi="함초롬돋움" w:cs="함초롬돋움" w:hint="eastAsia"/>
-          <w:sz w:val="18"/>
-          <w:szCs w:val="18"/>
-        </w:rPr>
-        <w:t>. 성공 조건은 +0.065DPTJ +0.110으로, 실패 조건은 -0.011</w:t>
+        <w:t>같은 날 작성된 리뷰의 순서 모호성 처리를 3.1</w:t>
+      </w:r>
+      <w:r>
+        <w:rPr>
+          <w:rFonts w:ascii="함초롬돋움" w:eastAsia="함초롬돋움" w:hAnsi="함초롬돋움" w:cs="함초롬돋움" w:hint="eastAsia"/>
+          <w:sz w:val="18"/>
+          <w:szCs w:val="18"/>
+        </w:rPr>
+        <w:t>절의</w:t>
+      </w:r>
+      <w:r>
+        <w:rPr>
+          <w:rFonts w:ascii="함초롬돋움" w:eastAsia="함초롬돋움" w:hAnsi="함초롬돋움" w:cs="함초롬돋움" w:hint="eastAsia"/>
+          <w:sz w:val="18"/>
+          <w:szCs w:val="18"/>
+        </w:rPr>
+        <w:t xml:space="preserve"> 방식으로 바꾸어도 세 조건의 방향은 유지되고 구분은 더 </w:t>
+      </w:r>
+      <w:r>
+        <w:rPr>
+          <w:rFonts w:ascii="함초롬돋움" w:eastAsia="함초롬돋움" w:hAnsi="함초롬돋움" w:cs="함초롬돋움" w:hint="eastAsia"/>
+          <w:sz w:val="18"/>
+          <w:szCs w:val="18"/>
+        </w:rPr>
+        <w:t>뚜렷해 진다</w:t>
+      </w:r>
+      <w:r>
+        <w:rPr>
+          <w:rFonts w:ascii="함초롬돋움" w:eastAsia="함초롬돋움" w:hAnsi="함초롬돋움" w:cs="함초롬돋움" w:hint="eastAsia"/>
+          <w:sz w:val="18"/>
+          <w:szCs w:val="18"/>
+        </w:rPr>
+        <w:t>. 성공 조건은 +0.065</w:t>
+      </w:r>
+      <w:r>
+        <w:rPr>
+          <w:rFonts w:ascii="함초롬돋움" w:eastAsia="함초롬돋움" w:hAnsi="함초롬돋움" w:cs="함초롬돋움" w:hint="eastAsia"/>
+          <w:sz w:val="18"/>
+          <w:szCs w:val="18"/>
+        </w:rPr>
+        <w:t>에서</w:t>
+      </w:r>
+      <w:r>
+        <w:rPr>
+          <w:rFonts w:ascii="함초롬돋움" w:eastAsia="함초롬돋움" w:hAnsi="함초롬돋움" w:cs="함초롬돋움" w:hint="eastAsia"/>
+          <w:sz w:val="18"/>
+          <w:szCs w:val="18"/>
+        </w:rPr>
+        <w:t xml:space="preserve"> +0.110으로, 실패 조건은 -0.011</w:t>
       </w:r>
       <w:r>
         <w:rPr>
@@ -4287,33 +3721,15 @@
           <w:sz w:val="18"/>
           <w:szCs w:val="18"/>
         </w:rPr>
-        <w:t xml:space="preserve">-0.035로 바뀌었고, 한계 </w:t>
-      </w:r>
-      <w:r>
-        <w:rPr>
-          <w:rFonts w:ascii="함초롬돋움" w:eastAsia="함초롬돋움" w:hAnsi="함초롬돋움" w:cs="함초롬돋움" w:hint="eastAsia"/>
-          <w:sz w:val="18"/>
-          <w:szCs w:val="18"/>
-        </w:rPr>
-        <w:t xml:space="preserve">조건은 0 근방을 유지했다. 재분류로 이동한 10,797건의 걸러진 비율이 </w:t>
-      </w:r>
-      <w:proofErr w:type="spellStart"/>
-      <w:r>
-        <w:rPr>
-          <w:rFonts w:ascii="함초롬돋움" w:eastAsia="함초롬돋움" w:hAnsi="함초롬돋움" w:cs="함초롬돋움" w:hint="eastAsia"/>
-          <w:sz w:val="18"/>
-          <w:szCs w:val="18"/>
-        </w:rPr>
-        <w:t>비저활동형</w:t>
-      </w:r>
-      <w:proofErr w:type="spellEnd"/>
-      <w:r>
-        <w:rPr>
-          <w:rFonts w:ascii="함초롬돋움" w:eastAsia="함초롬돋움" w:hAnsi="함초롬돋움" w:cs="함초롬돋움" w:hint="eastAsia"/>
-          <w:sz w:val="18"/>
-          <w:szCs w:val="18"/>
-        </w:rPr>
-        <w:t xml:space="preserve"> 평균보다 높아 해당 군의 신호가 깨끗해진 결과로 해석한다. 다만 성공 조건의 크기가 약 70% 달라졌으므로, 강건한 것은 조건의 방향과 구분이며 효과 크기는 동률 처리 방식에 민감하다.</w:t>
+        <w:t xml:space="preserve">-0.035로 바뀌었고, 한계 조건은 0 근방을 유지했다. 재분류로 이동한 10,797건의 </w:t>
+      </w:r>
+      <w:r>
+        <w:rPr>
+          <w:rFonts w:ascii="함초롬돋움" w:eastAsia="함초롬돋움" w:hAnsi="함초롬돋움" w:cs="함초롬돋움" w:hint="eastAsia"/>
+          <w:sz w:val="18"/>
+          <w:szCs w:val="18"/>
+        </w:rPr>
+        <w:t>걸러진 비율이 비저활동형 평균보다 높아 해당 군의 신호가 깨끗해진 결과로 해석한다. 다만 성공 조건의 크기가 약 70% 달라졌으므로, 강건한 것은 조건의 방향과 구분이며 효과 크기는 동률 처리 방식에 민감하다.</w:t>
       </w:r>
       <w:r>
         <w:rPr>
@@ -4360,18 +3776,32 @@
           <w:sz w:val="18"/>
           <w:szCs w:val="18"/>
         </w:rPr>
-        <w:t xml:space="preserve">본 연구는 시간적 데이터 누수를 통제한 환경애서 </w:t>
-      </w:r>
-      <w:proofErr w:type="spellStart"/>
-      <w:r>
-        <w:rPr>
-          <w:rFonts w:ascii="함초롬돋움" w:eastAsia="함초롬돋움" w:hAnsi="함초롬돋움" w:cs="함초롬돋움" w:hint="eastAsia"/>
-          <w:sz w:val="18"/>
-          <w:szCs w:val="18"/>
-        </w:rPr>
-        <w:t>gnn</w:t>
-      </w:r>
-      <w:proofErr w:type="spellEnd"/>
+        <w:t>본 연구는 시간적 데이터 누수를 통제한 환경</w:t>
+      </w:r>
+      <w:r>
+        <w:rPr>
+          <w:rFonts w:ascii="함초롬돋움" w:eastAsia="함초롬돋움" w:hAnsi="함초롬돋움" w:cs="함초롬돋움" w:hint="eastAsia"/>
+          <w:sz w:val="18"/>
+          <w:szCs w:val="18"/>
+        </w:rPr>
+        <w:t>에</w:t>
+      </w:r>
+      <w:r>
+        <w:rPr>
+          <w:rFonts w:ascii="함초롬돋움" w:eastAsia="함초롬돋움" w:hAnsi="함초롬돋움" w:cs="함초롬돋움" w:hint="eastAsia"/>
+          <w:sz w:val="18"/>
+          <w:szCs w:val="18"/>
+        </w:rPr>
+        <w:t xml:space="preserve">서 </w:t>
+      </w:r>
+      <w:r>
+        <w:rPr>
+          <w:rFonts w:ascii="함초롬돋움" w:eastAsia="함초롬돋움" w:hAnsi="함초롬돋움" w:cs="함초롬돋움"/>
+          <w:sz w:val="18"/>
+          <w:szCs w:val="18"/>
+        </w:rPr>
+        <w:t>GNN</w:t>
+      </w:r>
       <w:r>
         <w:rPr>
           <w:rFonts w:ascii="함초롬돋움" w:eastAsia="함초롬돋움" w:hAnsi="함초롬돋움" w:cs="함초롬돋움" w:hint="eastAsia"/>
@@ -4410,25 +3840,7 @@
           <w:sz w:val="18"/>
           <w:szCs w:val="18"/>
         </w:rPr>
-        <w:t xml:space="preserve">한계 세 조건으로 갈림을 실증했다. 이는 GNN이 사기 탐지에 효과적이라는 통념에 대한 </w:t>
-      </w:r>
-      <w:proofErr w:type="spellStart"/>
-      <w:r>
-        <w:rPr>
-          <w:rFonts w:ascii="함초롬돋움" w:eastAsia="함초롬돋움" w:hAnsi="함초롬돋움" w:cs="함초롬돋움" w:hint="eastAsia"/>
-          <w:sz w:val="18"/>
-          <w:szCs w:val="18"/>
-        </w:rPr>
-        <w:t>반증이라기보다</w:t>
-      </w:r>
-      <w:proofErr w:type="spellEnd"/>
-      <w:r>
-        <w:rPr>
-          <w:rFonts w:ascii="함초롬돋움" w:eastAsia="함초롬돋움" w:hAnsi="함초롬돋움" w:cs="함초롬돋움" w:hint="eastAsia"/>
-          <w:sz w:val="18"/>
-          <w:szCs w:val="18"/>
-        </w:rPr>
-        <w:t>, 관계 정보를 언제 어떻게 적용해야 하는지에 대한 사용 지침에 해당한다.</w:t>
+        <w:t>한계 세 조건으로 갈림을 실증했다. 이는 GNN이 사기 탐지에 효과적이라는 통념에 대한 반증이라기보다, 관계 정보를 언제 어떻게 적용해야 하는지에 대한 사용 지침에 해당한다.</w:t>
       </w:r>
     </w:p>
     <w:p>
@@ -4456,115 +3868,7 @@
           <w:sz w:val="18"/>
           <w:szCs w:val="18"/>
         </w:rPr>
-        <w:t xml:space="preserve">후 시스템은 이 조건성을 반영한 조건부 하이브리드 구조로 발전할 필요가 있다. 이력이 없는 콜드 스타트 리뷰에는 관계 정보 대신 피처 기반 앙상블을 우선 적용하고, </w:t>
-      </w:r>
-      <w:proofErr w:type="spellStart"/>
-      <w:r>
-        <w:rPr>
-          <w:rFonts w:ascii="함초롬돋움" w:eastAsia="함초롬돋움" w:hAnsi="함초롬돋움" w:cs="함초롬돋움" w:hint="eastAsia"/>
-          <w:sz w:val="18"/>
-          <w:szCs w:val="18"/>
-        </w:rPr>
-        <w:t>호모필리가</w:t>
-      </w:r>
-      <w:proofErr w:type="spellEnd"/>
-      <w:r>
-        <w:rPr>
-          <w:rFonts w:ascii="함초롬돋움" w:eastAsia="함초롬돋움" w:hAnsi="함초롬돋움" w:cs="함초롬돋움" w:hint="eastAsia"/>
-          <w:sz w:val="18"/>
-          <w:szCs w:val="18"/>
-        </w:rPr>
-        <w:t xml:space="preserve"> 약한 이웃에서 신호가 묻히는 문제에는 직접 이웃만 보는 1-hop 구조를 넘어서는 </w:t>
-      </w:r>
-      <w:proofErr w:type="spellStart"/>
-      <w:r>
-        <w:rPr>
-          <w:rFonts w:ascii="함초롬돋움" w:eastAsia="함초롬돋움" w:hAnsi="함초롬돋움" w:cs="함초롬돋움" w:hint="eastAsia"/>
-          <w:sz w:val="18"/>
-          <w:szCs w:val="18"/>
-        </w:rPr>
-        <w:t>멀티홉</w:t>
-      </w:r>
-      <w:proofErr w:type="spellEnd"/>
-      <w:r>
-        <w:rPr>
-          <w:rFonts w:ascii="함초롬돋움" w:eastAsia="함초롬돋움" w:hAnsi="함초롬돋움" w:cs="함초롬돋움" w:hint="eastAsia"/>
-          <w:sz w:val="18"/>
-          <w:szCs w:val="18"/>
-        </w:rPr>
-        <w:t xml:space="preserve"> 또는 </w:t>
-      </w:r>
-      <w:proofErr w:type="spellStart"/>
-      <w:r>
-        <w:rPr>
-          <w:rFonts w:ascii="함초롬돋움" w:eastAsia="함초롬돋움" w:hAnsi="함초롬돋움" w:cs="함초롬돋움" w:hint="eastAsia"/>
-          <w:sz w:val="18"/>
-          <w:szCs w:val="18"/>
-        </w:rPr>
-        <w:t>스펙트럴</w:t>
-      </w:r>
-      <w:proofErr w:type="spellEnd"/>
-      <w:r>
-        <w:rPr>
-          <w:rFonts w:ascii="함초롬돋움" w:eastAsia="함초롬돋움" w:hAnsi="함초롬돋움" w:cs="함초롬돋움" w:hint="eastAsia"/>
-          <w:sz w:val="18"/>
-          <w:szCs w:val="18"/>
-        </w:rPr>
-        <w:t xml:space="preserve"> 계열 GNN[5]을 검토할 필요가 있다. 본 연구의 한계로, 정답인 Yelp 필터 결과는 실제 사기 여부가 아닌 대리 라벨이며, 결과는 단일 데이터셋(2014년 </w:t>
-      </w:r>
-      <w:proofErr w:type="spellStart"/>
-      <w:r>
-        <w:rPr>
-          <w:rFonts w:ascii="함초롬돋움" w:eastAsia="함초롬돋움" w:hAnsi="함초롬돋움" w:cs="함초롬돋움" w:hint="eastAsia"/>
-          <w:sz w:val="18"/>
-          <w:szCs w:val="18"/>
-        </w:rPr>
-        <w:t>YelpZip</w:t>
-      </w:r>
-      <w:proofErr w:type="spellEnd"/>
-      <w:r>
-        <w:rPr>
-          <w:rFonts w:ascii="함초롬돋움" w:eastAsia="함초롬돋움" w:hAnsi="함초롬돋움" w:cs="함초롬돋움" w:hint="eastAsia"/>
-          <w:sz w:val="18"/>
-          <w:szCs w:val="18"/>
-        </w:rPr>
-        <w:t>)과 단일 백본(</w:t>
-      </w:r>
-      <w:proofErr w:type="spellStart"/>
-      <w:r>
-        <w:rPr>
-          <w:rFonts w:ascii="함초롬돋움" w:eastAsia="함초롬돋움" w:hAnsi="함초롬돋움" w:cs="함초롬돋움" w:hint="eastAsia"/>
-          <w:sz w:val="18"/>
-          <w:szCs w:val="18"/>
-        </w:rPr>
-        <w:t>GraphSAGE</w:t>
-      </w:r>
-      <w:proofErr w:type="spellEnd"/>
-      <w:r>
-        <w:rPr>
-          <w:rFonts w:ascii="함초롬돋움" w:eastAsia="함초롬돋움" w:hAnsi="함초롬돋움" w:cs="함초롬돋움" w:hint="eastAsia"/>
-          <w:sz w:val="18"/>
-          <w:szCs w:val="18"/>
-        </w:rPr>
-        <w:t xml:space="preserve">)에서 얻었다. 실패 조건이 위장 대응형 구조[3]에서도 </w:t>
-      </w:r>
-      <w:proofErr w:type="spellStart"/>
-      <w:r>
-        <w:rPr>
-          <w:rFonts w:ascii="함초롬돋움" w:eastAsia="함초롬돋움" w:hAnsi="함초롬돋움" w:cs="함초롬돋움" w:hint="eastAsia"/>
-          <w:sz w:val="18"/>
-          <w:szCs w:val="18"/>
-        </w:rPr>
-        <w:t>나타나는지와</w:t>
-      </w:r>
-      <w:proofErr w:type="spellEnd"/>
-      <w:r>
-        <w:rPr>
-          <w:rFonts w:ascii="함초롬돋움" w:eastAsia="함초롬돋움" w:hAnsi="함초롬돋움" w:cs="함초롬돋움" w:hint="eastAsia"/>
-          <w:sz w:val="18"/>
-          <w:szCs w:val="18"/>
-        </w:rPr>
-        <w:t xml:space="preserve"> 최신 플랫폼 데이터에서의 재현은 후속 검증이 필요하다.</w:t>
+        <w:t>후 시스템은 이 조건성을 반영한 조건부 하이브리드 구조로 발전할 필요가 있다. 이력이 없는 콜드 스타트 리뷰에는 관계 정보 대신 피처 기반 앙상블을 우선 적용하고, 호모필리가 약한 이웃에서 신호가 묻히는 문제에는 직접 이웃만 보는 1-hop 구조를 넘어서는 멀티홉 또는 스펙트럴 계열 GNN[5]을 검토할 필요가 있다. 본 연구의 한계로, 정답인 Yelp 필터 결과는 실제 사기 여부가 아닌 대리 라벨이며, 결과는 단일 데이터셋(2014년 YelpZip)과 단일 백본(GraphSAGE)에서 얻었다. 실패 조건이 위장 대응형 구조[3]에서도 나타나는지와 최신 플랫폼 데이터에서의 재현은 후속 검증이 필요하다.</w:t>
       </w:r>
     </w:p>
     <w:p>
@@ -4603,25 +3907,7 @@
           <w:sz w:val="18"/>
           <w:szCs w:val="18"/>
         </w:rPr>
-        <w:t xml:space="preserve">[1] S. Rayana and L. </w:t>
-      </w:r>
-      <w:proofErr w:type="spellStart"/>
-      <w:r>
-        <w:rPr>
-          <w:rFonts w:ascii="함초롬돋움" w:eastAsia="함초롬돋움" w:hAnsi="함초롬돋움" w:cs="함초롬돋움"/>
-          <w:sz w:val="18"/>
-          <w:szCs w:val="18"/>
-        </w:rPr>
-        <w:t>Akoglu</w:t>
-      </w:r>
-      <w:proofErr w:type="spellEnd"/>
-      <w:r>
-        <w:rPr>
-          <w:rFonts w:ascii="함초롬돋움" w:eastAsia="함초롬돋움" w:hAnsi="함초롬돋움" w:cs="함초롬돋움"/>
-          <w:sz w:val="18"/>
-          <w:szCs w:val="18"/>
-        </w:rPr>
-        <w:t>, "Collective opinion spam detection: Bridging review networks and metadata," Proc. ACM SIGKDD, 2015.</w:t>
+        <w:t>[1] S. Rayana and L. Akoglu, "Collective opinion spam detection: Bridging review networks and metadata," Proc. ACM SIGKDD, 2015.</w:t>
       </w:r>
     </w:p>
     <w:p>
@@ -4641,25 +3927,7 @@
           <w:sz w:val="18"/>
           <w:szCs w:val="18"/>
         </w:rPr>
-        <w:t xml:space="preserve">[2] W. L. Hamilton, R. Ying, and J. Leskovec, "Inductive representation learning on large graphs," Proc. </w:t>
-      </w:r>
-      <w:proofErr w:type="spellStart"/>
-      <w:r>
-        <w:rPr>
-          <w:rFonts w:ascii="함초롬돋움" w:eastAsia="함초롬돋움" w:hAnsi="함초롬돋움" w:cs="함초롬돋움"/>
-          <w:sz w:val="18"/>
-          <w:szCs w:val="18"/>
-        </w:rPr>
-        <w:t>NeurIPS</w:t>
-      </w:r>
-      <w:proofErr w:type="spellEnd"/>
-      <w:r>
-        <w:rPr>
-          <w:rFonts w:ascii="함초롬돋움" w:eastAsia="함초롬돋움" w:hAnsi="함초롬돋움" w:cs="함초롬돋움"/>
-          <w:sz w:val="18"/>
-          <w:szCs w:val="18"/>
-        </w:rPr>
-        <w:t>, 2017.</w:t>
+        <w:t>[2] W. L. Hamilton, R. Ying, and J. Leskovec, "Inductive representation learning on large graphs," Proc. NeurIPS, 2017.</w:t>
       </w:r>
     </w:p>
     <w:p>
